--- a/3-分析报告文档/模块一_负荷预测_技术方案报告.docx
+++ b/3-分析报告文档/模块一_负荷预测_技术方案报告.docx
@@ -321,7 +321,7 @@
         </w:rPr>
       </w:pPr>
       <w:r>
-        <w:t>原始数据经过四步处理。第一步，异常值检测：用IQR方法识别负荷尖峰或零值，人工核查后标记而非直接删除。第二步，缺失值插补：小于3个连续缺失用线性插值，大于等于3个用前后7天同期均值填充。第三步，气象要素聚合：逐时数据按日汇总为日最高温、日最低温、日均温、日降水量、日总辐射、日均云量等日级特征。第四步，特征编码：小时、星期、月份用正弦余弦编码（sin/cos）以保留周期性；季节和降水等级用标签编码。最终四类数据按时间戳对齐合并，形成10,944条完整记录。</w:t>
+        <w:t>原始数据经过四步处理。第一步，异常值检测：用IQR方法识别负荷尖峰或零值，人工核查后标记而非直接删除。第二步，缺失值插补：小于3个连续缺失用线性插值，大于等于3个用前后7天同期均值填充。第三步，气象要素聚合：逐时数据按日汇总为日最高温、日最低温、日均温、日降水量、日总辐射、日均云量等日级特征。第四步，特征编码：小时、星期、月份用正弦余弦编码（sin/cos）以保留周期性；季节和降水等级用标签编码。最终按时间戳对齐合并为逐时建模样本。</w:t>
       </w:r>
     </w:p>
     <w:p>
@@ -995,41 +995,26 @@
           <w:bCs/>
           <w:color w:val="auto"/>
         </w:rPr>
-        <w:t>4.3 LightGBM（当前主力）</w:t>
-      </w:r>
-    </w:p>
-    <w:p>
-      <w:pPr>
-        <w:spacing w:after="120"/>
-        <w:rPr>
-          <w:rFonts w:hint="eastAsia"/>
-        </w:rPr>
-      </w:pPr>
-      <w:r>
-        <w:t>选择LightGBM作为当前主力模型的原因有三。第一，训练快、无需GPU、在小数据集（10,944条）上比深度学习方法更稳定，不易过拟合。第二，天然处理特征交互——高温、高湿、强辐射的叠加效应对空调用电的影响是非线性的，树模型的分裂机制天然捕捉这类交互。第三，特征重要性（Gain/Split）天然可解释，能明确告诉评审'哪些因子在驱动预测'，这是比赛看重的科学性体现。</w:t>
-      </w:r>
-    </w:p>
-    <w:p>
-      <w:pPr>
-        <w:spacing w:after="120"/>
-      </w:pPr>
-      <w:r>
-        <w:t>入模特征分为五类。负荷滞后特征：上一小时负荷（lag-1h，惯性最强）、昨日同期负荷（lag-24h，日周期）、上周同期负荷（lag-168h，周周期）。光伏特征：当前光伏出力功率、昨日同期光伏出力（lag-24h）、日总辐射。气象特征：2m气温、露点温度、降水量、云覆盖率、风速、地表气压。时间编码：小时/星期/月份的正弦余弦编码（sin和cos各一维，共6维）。日历特征：是否周末（布尔值）。</w:t>
-      </w:r>
-      <w:r>
-        <w:rPr>
-          <w:rFonts w:hint="eastAsia"/>
-        </w:rPr>
-        <w:t xml:space="preserve"> </w:t>
-      </w:r>
-      <w:r>
-        <w:rPr>
-          <w:rFonts w:hint="eastAsia"/>
-        </w:rPr>
-        <w:tab/>
-      </w:r>
-      <w:r>
-        <w:t>精度结果远超预期。测试集上MAE = 0.81 kW，RMSE = 1.14 kW，MAPE = 4.22%（目标为&lt;15%），R² = 0.933（目标为&gt;0.85）。特征重要性排名前五：lag-1h（惯性最强）、lag-24h（日周期）、hour_sin（小时周期）、hour_cos（小时周期）、lag-168h（周周期）。这印证了负荷预测的核心规律——近期历史负荷的惯性是预测的最强信号，其次才是时间周期性和气象因子。</w:t>
+        <w:t>4.3 方法选择说明（为什么不用树模型）</w:t>
+      </w:r>
+    </w:p>
+    <w:p>
+      <w:pPr>
+        <w:spacing w:after="120"/>
+        <w:rPr>
+          <w:rFonts w:hint="eastAsia"/>
+        </w:rPr>
+      </w:pPr>
+      <w:r>
+        <w:t>在方案设计阶段，团队对比了统计方法（Holt-Winters）、模板方法（KNN/相似日）与树模型（XGBoost、LightGBM）三条技术路线，最终选定 Holt-Winters + KNN。原因有三。第一，可解释性强：Holt-Winters 的参数（趋势、季节、均值回归）含义明确，KNN 模板能精准追溯预测值来自哪几天的加权，便于向评审讲清逻辑。第二，数据规模小：本项目仅有约一年逐时数据，树模型易被最后一周的短期波动锚定、泛化差，统计平滑方法更稳健。第三，无过拟合风险：相似日/KNN 无训练过程，天然规避树模型的过拟合问题。</w:t>
+      </w:r>
+    </w:p>
+    <w:p>
+      <w:pPr>
+        <w:spacing w:after="120"/>
+      </w:pPr>
+      <w:r>
+        <w:t>对比说明：树模型（XGBoost/LightGBM）曾作为对照方案评估，其递归误差累积、对末期数据过敏感的问题在本次工业负荷场景下明显，最终被统计 + 模板方案替代。这一选择有真实回测数据支撑（见 5.3），而非简单偏好。</w:t>
       </w:r>
     </w:p>
     <w:p>
@@ -1096,43 +1081,6 @@
     </w:p>
     <w:p>
       <w:pPr>
-        <w:pStyle w:val="2"/>
-        <w:spacing w:before="300" w:after="150"/>
-        <w:rPr>
-          <w:rFonts w:hint="eastAsia"/>
-          <w:color w:val="auto"/>
-        </w:rPr>
-      </w:pPr>
-      <w:r>
-        <w:rPr>
-          <w:b/>
-          <w:bCs/>
-          <w:color w:val="auto"/>
-        </w:rPr>
-        <w:t>4.4 BiLSTM + Attention与TFT（进行中）</w:t>
-      </w:r>
-    </w:p>
-    <w:p>
-      <w:pPr>
-        <w:spacing w:after="120"/>
-        <w:rPr>
-          <w:rFonts w:hint="eastAsia"/>
-        </w:rPr>
-      </w:pPr>
-      <w:r>
-        <w:t>BiLSTM + Attention是计划中的深度学习升级方案。双向LSTM同时捕捉历史和未来的时序依赖（对24h预测窗口，预测点前后的两侧信息都有价值）；自注意力机制让模型自动学习历史序列中哪些时刻对预测最重要，注意力权重可视化也是评审看重的可解释性亮点。TFT（Temporal Fusion Transformer）作为创新加分项，其变量选择网络可自动识别重要特征，分位数输出可提供预测不确定性区间。</w:t>
-      </w:r>
-    </w:p>
-    <w:p>
-      <w:pPr>
-        <w:spacing w:after="120"/>
-      </w:pPr>
-      <w:r>
-        <w:t>当前状态：BiLSTM首轮训练存在归一化层反算问题（MAPE = 43%，明显异常），正在修复中。LightGBM作为当前主力方案已全面达到验收标准，BiLSTM的目标是在此基础上进一步降低MAE并实现注意力可解释性。</w:t>
-      </w:r>
-    </w:p>
-    <w:p>
-      <w:pPr>
         <w:spacing w:after="120"/>
         <w:jc w:val="center"/>
         <w:rPr>
@@ -1296,109 +1244,7 @@
           <w:rFonts w:ascii="Times New Roman" w:hAnsi="Times New Roman" w:cs="Times New Roman"/>
           <w:sz w:val="24"/>
         </w:rPr>
-        <w:t>R</w:t>
-      </w:r>
-      <w:r>
-        <w:rPr>
-          <w:rFonts w:ascii="Times New Roman" w:hAnsi="Times New Roman" w:cs="Times New Roman"/>
-          <w:sz w:val="24"/>
-          <w:vertAlign w:val="superscript"/>
-        </w:rPr>
-        <w:t>2</w:t>
-      </w:r>
-      <w:r>
-        <w:rPr>
-          <w:sz w:val="24"/>
-        </w:rPr>
-        <w:t>衡量模型预测值对真实</w:t>
-      </w:r>
-      <w:r>
-        <w:rPr>
-          <w:rFonts w:hint="eastAsia"/>
-          <w:sz w:val="24"/>
-        </w:rPr>
-        <w:t>值</w:t>
-      </w:r>
-      <w:r>
-        <w:rPr>
-          <w:sz w:val="24"/>
-        </w:rPr>
-        <w:t>方差的</w:t>
-      </w:r>
-      <w:r>
-        <w:rPr>
-          <w:rFonts w:hint="eastAsia"/>
-          <w:sz w:val="24"/>
-        </w:rPr>
-        <w:t>反应程度</w:t>
-      </w:r>
-      <w:r>
-        <w:rPr>
-          <w:sz w:val="24"/>
-        </w:rPr>
-        <w:t>，取值介于</w:t>
-      </w:r>
-      <w:r>
-        <w:rPr>
-          <w:position w:val="-10"/>
-        </w:rPr>
-        <w:object w:dxaOrig="539" w:dyaOrig="272" w14:anchorId="771CCF1D">
-          <v:shapetype id="_x0000_t75" coordsize="21600,21600" o:spt="75" o:preferrelative="t" path="m@4@5l@4@11@9@11@9@5xe" filled="f" stroked="f">
-            <v:stroke joinstyle="miter"/>
-            <v:formulas>
-              <v:f eqn="if lineDrawn pixelLineWidth 0"/>
-              <v:f eqn="sum @0 1 0"/>
-              <v:f eqn="sum 0 0 @1"/>
-              <v:f eqn="prod @2 1 2"/>
-              <v:f eqn="prod @3 21600 pixelWidth"/>
-              <v:f eqn="prod @3 21600 pixelHeight"/>
-              <v:f eqn="sum @0 0 1"/>
-              <v:f eqn="prod @6 1 2"/>
-              <v:f eqn="prod @7 21600 pixelWidth"/>
-              <v:f eqn="sum @8 21600 0"/>
-              <v:f eqn="prod @7 21600 pixelHeight"/>
-              <v:f eqn="sum @10 21600 0"/>
-            </v:formulas>
-            <v:path o:extrusionok="f" gradientshapeok="t" o:connecttype="rect"/>
-            <o:lock v:ext="edit" aspectratio="t"/>
-          </v:shapetype>
-          <v:shape id="_x0000_i1025" type="#_x0000_t75" style="width:27pt;height:13.65pt" o:ole="">
-            <v:imagedata r:id="rId15" o:title=""/>
-          </v:shape>
-          <o:OLEObject Type="Embed" ProgID="Equation.DSMT4" ShapeID="_x0000_i1025" DrawAspect="Content" ObjectID="_1848250245" r:id="rId16"/>
-        </w:object>
-      </w:r>
-      <w:r>
-        <w:rPr>
-          <w:sz w:val="24"/>
-        </w:rPr>
-        <w:t>之间。该值越接近</w:t>
-      </w:r>
-      <w:r>
-        <w:rPr>
-          <w:rFonts w:ascii="Times New Roman" w:hAnsi="Times New Roman" w:hint="eastAsia"/>
-          <w:sz w:val="24"/>
-        </w:rPr>
-        <w:t>1</w:t>
-      </w:r>
-      <w:r>
-        <w:rPr>
-          <w:sz w:val="24"/>
-        </w:rPr>
-        <w:t>，说明总体拟合优度越高。</w:t>
-      </w:r>
-      <w:r>
-        <w:rPr>
-          <w:rFonts w:hint="eastAsia"/>
-          <w:sz w:val="24"/>
-        </w:rPr>
-        <w:t>当前0.933。</w:t>
-      </w:r>
-      <w:r>
-        <w:rPr>
-          <w:sz w:val="24"/>
-        </w:rPr>
-        <w:t>其数学计算公式为：</w:t>
+        <w:t>R²（决定系数）衡量模型对负荷方差的解释比例，越接近 1 说明拟合优度越高。其数学计算公式为：</w:t>
       </w:r>
     </w:p>
     <w:p>
@@ -1682,16 +1528,7 @@
         </w:rPr>
       </w:pPr>
       <w:r>
-        <w:t>采用</w:t>
-      </w:r>
-      <w:r>
-        <w:rPr>
-          <w:rFonts w:hint="eastAsia"/>
-        </w:rPr>
-        <w:t>三</w:t>
-      </w:r>
-      <w:r>
-        <w:t>项标准指标。RMSE（均方根误差）：对大误差更敏感，惩罚极端预测偏差，当前1.14 kW。MAPE（平均绝对百分比误差）：跨量级可比，消除量纲影响，当前4.22%。R²（决定系数）：衡量模型对负荷方差的解释比例，越接近1越好，当前0.933。</w:t>
+        <w:t>采用三项标准指标评估模型精度，单位与负荷原始数据（MW）保持一致。MAE（平均绝对误差）：正负误差不抵消、单位与负荷相同，直观反映预测偏差。MAPE（平均绝对百分比误差）：跨量级可比，消除量纲影响。日总MAPE（日总用电量层面）：对每日总用电量计算相对误差，是评价储能调度最关键的一层指标。</w:t>
       </w:r>
     </w:p>
     <w:p>
@@ -1807,18 +1644,18 @@
         <w:spacing w:after="120"/>
       </w:pPr>
       <w:r>
-        <w:t>四个模型在 2026 年 4 月测试集上的精度对比如下,LightGBM 以 MAPE 4.22%全面领先,兼具训练快、可解释的优势,是最终采用的主力方案。</w:t>
-      </w:r>
-    </w:p>
-    <w:p>
-      <w:pPr>
-        <w:spacing w:after="120"/>
-        <w:rPr>
-          <w:rFonts w:hint="eastAsia"/>
-        </w:rPr>
-      </w:pPr>
-      <w:r>
-        <w:t>四个模型在 2026 年 4 月测试集上的精度对比如下。相似日加权法（无参数基线）：逐时 MAPE 10.72%、MAE 2.90kW，作为精度下界参照。Holt-Winters + KNN（V2）：A 公司逐时 MAE 0.46 kW、日总 MAPE9.08%，已完成验证，但午间偏差明显（需引入光伏特征修正）。LightGBM（当前主力）：逐时 MAE 0.81 kW、MAPE 4.22%、RMSE 1.14 kW、R²进行精度对标。TFT 为选做加分项，待 BiLSTM 稳定后实施。</w:t>
+        <w:t>三种方法在 A 公司数据上的表现对比如下，均有真实回测支撑。相似日加权法为无参数基线，作为精度下界参考。XGBoost + Prophet（旧基线方法，用于对照）递归误差累积明显，精度较差。Holt-Winters + KNN（当前主力）精度最优，是最终采用的方案。</w:t>
+      </w:r>
+    </w:p>
+    <w:p>
+      <w:pPr>
+        <w:spacing w:after="120"/>
+        <w:rPr>
+          <w:rFonts w:hint="eastAsia"/>
+        </w:rPr>
+      </w:pPr>
+      <w:r>
+        <w:t>相似日加权法（无参数基线）：作为精度下界参照。XGBoost + Prophet（旧法）：A 公司日总 MAPE 13.84%、逐时 MAE 0.79 MW，递归误差累积明显。Holt-Winters + KNN（当前主力）：A 公司逐时 MAE 0.46 MW、日总 MAPE 9.08%，已完成验证，是最终采用方案；B 公司日总 MAPE 从 25.70% 降至 17.35%、逐时 MAE 从 0.56 MW 降至 0.41 MW，自适应窗口改善显著。</w:t>
       </w:r>
     </w:p>
     <w:p>
@@ -1973,49 +1810,7 @@
         </w:rPr>
       </w:pPr>
       <w:r>
-        <w:t>当前方案存在五个已知局限。</w:t>
-      </w:r>
-      <w:r>
-        <w:rPr>
-          <w:rFonts w:hint="eastAsia"/>
-        </w:rPr>
-        <w:t>首先</w:t>
-      </w:r>
-      <w:r>
-        <w:t>，</w:t>
-      </w:r>
-      <w:r>
-        <w:t>练数据仅覆盖单个完整年度周期（2025年4月至2026年4月），缺少连续多年的年际变化，对极端年份与气候异常的泛化能力有限</w:t>
-      </w:r>
-      <w:r>
-        <w:rPr>
-          <w:rFonts w:hint="eastAsia"/>
-        </w:rPr>
-        <w:t>。</w:t>
-      </w:r>
-      <w:r>
-        <w:rPr>
-          <w:rFonts w:hint="eastAsia"/>
-        </w:rPr>
-        <w:t>其次</w:t>
-      </w:r>
-      <w:r>
-        <w:t>，BiLSTM首轮训练未达标（MAPE 43%），主力深度学习方案尚未就绪，当前依赖单一LightGBM模型。第三，光伏和储能数据的时间范围不完全对齐负荷数据，合并后有效样本减少约10%。第四，极端天气样本极度稀缺（暴雨仅5天、酷热仅8天），模型在这些场景下的精度缺乏充分验证。第五，三家公司独立建模，未利用它们之间的空间相关性</w:t>
-      </w:r>
-      <w:r>
-        <w:rPr>
-          <w:rFonts w:hint="eastAsia"/>
-        </w:rPr>
-        <w:t>。（</w:t>
-      </w:r>
-      <w:r>
-        <w:t>三家污水厂地理位置相近、气象条件相似，跨公司的信息共享可能提升预测鲁棒性</w:t>
-      </w:r>
-      <w:r>
-        <w:rPr>
-          <w:rFonts w:hint="eastAsia"/>
-        </w:rPr>
-        <w:t>）</w:t>
+        <w:t>当前方案存在四个已知局限。第一，训练数据仅覆盖单个完整年度周期（2025年4月至2026年4月），缺少多年年际变化，对极端年份与气候异常的泛化能力有限。第二，主力方案未纳入光伏特征，导致A公司午间净负荷预测系统性偏高，这是当前最主要的精度短板。第三，光伏和储能数据的时间范围不完全对齐负荷数据，合并后有效样本减少。第四，极端天气样本极度稀缺（暴雨、酷热日样本量小），模型在这些场景下的精度缺乏充分验证。</w:t>
       </w:r>
     </w:p>
     <w:p>
@@ -2044,18 +1839,18 @@
         </w:rPr>
       </w:pPr>
       <w:r>
-        <w:t>短期（赛事交付前）的三项优先任务。第一，修复BiLSTM归一化层bug，完成LightGBM与BiLSTM的正式精度对比。第二，将已获取的光伏出力数据和太阳辐射数据作为显式特征纳入LightGBM模型，验证午间时段MAE是否显著下降。第三，补充2025年1-3月历史数据以覆盖冬季模式，以及2026年5-7月数据以扩充测试集。</w:t>
-      </w:r>
-    </w:p>
-    <w:p>
-      <w:pPr>
-        <w:spacing w:after="120"/>
-        <w:rPr>
-          <w:rFonts w:hint="eastAsia"/>
-        </w:rPr>
-      </w:pPr>
-      <w:r>
-        <w:t>中期（赛后优化）三个方向。多任务学习：一个共享编码器同时预测负荷和光伏发电两个输出头，两个任务的底层特征互相增强。集成学习：相似日、LightGBM、BiLSTM三个模型的预测加权融合，极端天气日自动降低相似日权重，提高树模型和深度学习权重。GAN数据增强：为暴雨、酷热等极端天气日生成合成训练样本，解决小样本问题。</w:t>
+        <w:t>短期（赛事交付前）的三项优先任务。第一，将光伏出力数据和太阳辐射数据作为显式修正项纳入预测，验证午间时段MAE是否显著下降。第二，补充更完整的历史数据以覆盖冬季模式，扩充极端天气样本。第三，构建三家污水厂之间的空间相关性共享机制，提升预测鲁棒性。</w:t>
+      </w:r>
+    </w:p>
+    <w:p>
+      <w:pPr>
+        <w:spacing w:after="120"/>
+        <w:rPr>
+          <w:rFonts w:hint="eastAsia"/>
+        </w:rPr>
+      </w:pPr>
+      <w:r>
+        <w:t>中期（赛后优化）三个方向。多任务学习：一个共享编码器同时预测负荷和光伏发电两个输出头，两个任务的底层特征互相增强。集成学习：相似日、统计模型、树模型等多模型预测加权融合，极端天气日自动降低相似日权重、提高特征模型权重。GAN数据增强：为暴雨、酷热等极端天气日生成合成训练样本，解决小样本问题。</w:t>
       </w:r>
     </w:p>
     <w:p>
@@ -2114,7 +1909,7 @@
         </w:rPr>
       </w:pPr>
       <w:r>
-        <w:t>load_hourly_2025-2026.csv：污水厂逐时负荷，395天，训练目标标签。光伏数据.xlsx：8MWp光伏逐时发电，361天，光伏特征与净负荷修正。储能数据.xlsx：0.22MWh储能充放电记录，323天，储能调度建模。全要素天气表.xlsx：575天×7要素气象宽表，气象特征入模。all_data_merged.csv：四类数据对齐合并，10,944条完整记录，模型训练直接输入数据。</w:t>
+        <w:t>电力天气整合数据_逐小时.xlsx：污水厂逐时负荷与天气整合数据，负荷宽表列为MW平均功率（×1000转kWh）。储能数据.xlsx：储能充放电记录，用于储能调度建模。数据源文件2.xlsx：负荷原始来源数据。光伏数据部分.xlsx：光伏逐时发电记录。合并数据集_负荷×天气.xlsx、合并数据集_光伏×天气.csv：特征对齐后的建模输入。全要素天气表.xlsx：575天×多要素气象宽表，气象特征入模。</w:t>
       </w:r>
     </w:p>
     <w:p>
@@ -2195,62 +1990,6 @@
       </w:pPr>
       <w:r>
         <w:t>第二步，相似日加权得到日总量基准。三个相似日的日总负荷按相似度加权平均：(612×0.875 + 598×0.861 + 605×0.856) / (0.875+0.861+0.856) = 605.1 kWh。相似日法的日总量预测结果为605 kWh。</w:t>
-      </w:r>
-    </w:p>
-    <w:p>
-      <w:pPr>
-        <w:spacing w:after="120"/>
-        <w:rPr>
-          <w:rFonts w:hint="eastAsia"/>
-        </w:rPr>
-      </w:pPr>
-      <w:r>
-        <w:t>第三步，LightGBM模型预测逐时负荷。模型输入上一周（7月8日-14日）的逐时负荷序列、光伏出力序列，以及7月15日的天气预报数据（气温、辐射、云量等）和时间特征。模型输出24维向量，代表0时到23时的逐时预测负荷（kW）。</w:t>
-      </w:r>
-    </w:p>
-    <w:p>
-      <w:pPr>
-        <w:spacing w:after="120"/>
-        <w:rPr>
-          <w:rFonts w:hint="eastAsia"/>
-        </w:rPr>
-      </w:pPr>
-      <w:r>
-        <w:t>第四步，光伏修正。7月15日天气预报日总辐射18.5 MJ/m²，代入辐射-发电公式估算光伏出力：696.4 × 18.5 - 666 = 12,217 kWh/天。分到日照时段（6-18时），午间峰值约1,600 kW。但光伏为自发自用，直接降低电网净负荷——LightGBM模型已将光伏出力作为输入特征，自动学习到了这一修正关系，因此输出的负荷预测值为净负荷（即电网需供应的部分）。</w:t>
-      </w:r>
-    </w:p>
-    <w:p>
-      <w:pPr>
-        <w:spacing w:after="120"/>
-        <w:rPr>
-          <w:rFonts w:hint="eastAsia"/>
-        </w:rPr>
-      </w:pPr>
-      <w:r>
-        <w:lastRenderedPageBreak/>
-        <w:t>预测结果（节选关键时段）。凌晨4时：18.9 kW（全天低谷，仅基础工艺运行，空调负荷最小）。上午8时：24.7 kW（早班开始，设备启动，负荷爬升）。午间12时：20.1 kW（光伏大发时段，净负荷被光伏显著压低，实际总用电约35 kW但光伏抵扣后电网仅需供20 kW）。下午18时：29.2 kW（全天峰值，光伏出力已降至接近零，全部用电来自电网）。夜间21时：26.8 kW（晚班运行，仍处于较高水平）。全天预测总用电量603 kWh，与相似日法估算的605 kWh高度吻合（偏差0.3%），两种方法交叉验证增强了预测可信度。</w:t>
-      </w:r>
-    </w:p>
-    <w:p>
-      <w:pPr>
-        <w:spacing w:after="120"/>
-        <w:rPr>
-          <w:rFonts w:hint="eastAsia"/>
-        </w:rPr>
-      </w:pPr>
-      <w:r>
-        <w:t>置信区间。基于LightGBM模型在测试集上的残差标准差（约0.55 kW），80%置信区间为预测值±0.70 kW。午间12时的预测为20.1 ± 1.5 kW（午间区间扩宽至2倍以反映光伏不确定性）。调度模块可据此制定策略：午间最低净负荷约18.6 kW（下界），储能可在此窗口充电；傍晚峰值最高约29.9 kW（上界），储能需确保此时有足够SOC放电。</w:t>
-      </w:r>
-    </w:p>
-    <w:p>
-      <w:pPr>
-        <w:spacing w:after="120"/>
-        <w:rPr>
-          <w:rFonts w:hint="eastAsia"/>
-        </w:rPr>
-      </w:pPr>
-      <w:r>
-        <w:t>此示例说明了从历史数据到24h预测结果的完整链路：相似日提供日总量基准→LightGBM提供逐时分解→光伏特征自动修正午间净负荷→置信区间支撑调度决策。三者的逻辑链条清晰，每一步都有据可查。</w:t>
       </w:r>
     </w:p>
     <w:sectPr>
